--- a/00-首页/题组Word/专项卷/二分册/专项卷I-学生版.docx
+++ b/00-首页/题组Word/专项卷/二分册/专项卷I-学生版.docx
@@ -884,19 +884,20 @@
         </w:rPr>
         <w:t xml:space="preserve"> </w:t>
       </w:r>
-      <w:r>
-        <w:rPr>
-          <w:rFonts w:hint="eastAsia" w:ascii="Times New Roman" w:hAnsi="Times New Roman" w:eastAsia="Times New Roman" w:cs="Times New Roman"/>
-        </w:rPr>
-        <w:t>H</w:t>
-      </w:r>
-      <w:r>
-        <w:rPr>
-          <w:rFonts w:hint="eastAsia" w:ascii="Times New Roman" w:hAnsi="Times New Roman" w:eastAsia="Times New Roman" w:cs="Times New Roman"/>
-          <w:vertAlign w:val="subscript"/>
-        </w:rPr>
-        <w:t>2</w:t>
-      </w:r>
+      <m:oMath>
+        <m:sSub>
+          <m:e>
+            <m:r>
+              <m:t>H</m:t>
+            </m:r>
+          </m:e>
+          <m:sub>
+            <m:r>
+              <m:t>2</m:t>
+            </m:r>
+          </m:sub>
+        </m:sSub>
+      </m:oMath>
       <w:r>
         <w:rPr>
           <w:rFonts w:hint="eastAsia" w:ascii="Times New Roman" w:hAnsi="Times New Roman" w:eastAsia="Times New Roman" w:cs="Times New Roman"/>
@@ -2170,33 +2171,76 @@
         <w:rPr>
           <w:rFonts w:ascii="Times New Roman" w:hAnsi="Times New Roman" w:eastAsia="Times New Roman" w:cs="Times New Roman"/>
         </w:rPr>
-        <w:t xml:space="preserve"> MgCO</w:t>
-      </w:r>
-      <w:r>
-        <w:rPr>
-          <w:rFonts w:ascii="Times New Roman" w:hAnsi="Times New Roman" w:eastAsia="Times New Roman" w:cs="Times New Roman"/>
-          <w:vertAlign w:val="subscript"/>
-        </w:rPr>
-        <w:t>3</w:t>
-      </w:r>
-      <w:r>
-        <w:rPr>
-          <w:rFonts w:ascii="Times New Roman" w:hAnsi="Times New Roman" w:eastAsia="Times New Roman" w:cs="Times New Roman"/>
-        </w:rPr>
-        <w:t>、MgSiO</w:t>
-      </w:r>
-      <w:r>
-        <w:rPr>
-          <w:rFonts w:ascii="Times New Roman" w:hAnsi="Times New Roman" w:eastAsia="Times New Roman" w:cs="Times New Roman"/>
-          <w:vertAlign w:val="subscript"/>
-        </w:rPr>
-        <w:t>3</w:t>
-      </w:r>
-      <w:r>
-        <w:rPr>
-          <w:rFonts w:ascii="Times New Roman" w:hAnsi="Times New Roman" w:eastAsia="Times New Roman" w:cs="Times New Roman"/>
-        </w:rPr>
-        <w:t>、</w:t>
+        <w:t xml:space="preserve"> </w:t>
+      </w:r>
+      <m:oMath>
+        <m:r>
+          <m:t>M</m:t>
+        </m:r>
+        <m:r>
+          <m:t>g</m:t>
+        </m:r>
+        <m:r>
+          <m:t>C</m:t>
+        </m:r>
+        <m:sSub>
+          <m:e>
+            <m:r>
+              <m:t>O</m:t>
+            </m:r>
+          </m:e>
+          <m:sub>
+            <m:r>
+              <m:t>3</m:t>
+            </m:r>
+          </m:sub>
+        </m:sSub>
+      </m:oMath>
+      <w:r>
+        <w:rPr>
+          <w:rFonts w:ascii="Times New Roman" w:hAnsi="Times New Roman" w:eastAsia="Times New Roman" w:cs="Times New Roman"/>
+        </w:rPr>
+        <w:t xml:space="preserve">、</w:t>
+      </w:r>
+      <m:oMath>
+        <m:oMathPr>
+          <m:ctrlPr>
+            <w:rPr>
+              <w:sz w:val="28"/>
+              <w:szCs w:val="28"/>
+            </w:rPr>
+          </m:ctrlPr>
+        </m:oMathPr>
+        <m:r>
+          <m:t>M</m:t>
+        </m:r>
+        <m:r>
+          <m:t>g</m:t>
+        </m:r>
+        <m:r>
+          <m:t>S</m:t>
+        </m:r>
+        <m:r>
+          <m:t>i</m:t>
+        </m:r>
+        <m:sSub>
+          <m:e>
+            <m:r>
+              <m:t>O</m:t>
+            </m:r>
+          </m:e>
+          <m:sub>
+            <m:r>
+              <m:t>3</m:t>
+            </m:r>
+          </m:sub>
+        </m:sSub>
+      </m:oMath>
+      <w:r>
+        <w:rPr>
+          <w:rFonts w:ascii="Times New Roman" w:hAnsi="Times New Roman" w:eastAsia="Times New Roman" w:cs="Times New Roman"/>
+        </w:rPr>
+        <w:t xml:space="preserve">、</w:t>
       </w:r>
       <m:oMath>
         <m:oMathPr>
@@ -3609,15 +3653,28 @@
         <w:rPr>
           <w:rFonts w:ascii="Times New Roman" w:hAnsi="Times New Roman" w:eastAsia="Times New Roman" w:cs="Times New Roman"/>
         </w:rPr>
-        <w:t xml:space="preserve"> OH</w:t>
-      </w:r>
-      <w:r>
-        <w:rPr>
-          <w:rFonts w:ascii="Times New Roman" w:hAnsi="Times New Roman" w:eastAsia="Times New Roman" w:cs="Times New Roman"/>
-          <w:vertAlign w:val="superscript"/>
-        </w:rPr>
-        <w:t>-</w:t>
-      </w:r>
+        <w:t xml:space="preserve"> </w:t>
+      </w:r>
+      <m:oMath>
+        <m:r>
+          <m:t>O</m:t>
+        </m:r>
+        <m:sSup>
+          <m:e>
+            <m:r>
+              <m:t>H</m:t>
+            </m:r>
+          </m:e>
+          <m:sup>
+            <m:r>
+              <m:rPr>
+                <m:sty m:val="p"/>
+              </m:rPr>
+              <m:t>−</m:t>
+            </m:r>
+          </m:sup>
+        </m:sSup>
+      </m:oMath>
       <w:r>
         <w:rPr>
           <w:rFonts w:ascii="Times New Roman" w:hAnsi="Times New Roman" w:eastAsia="Times New Roman" w:cs="Times New Roman"/>
@@ -3646,20 +3703,33 @@
         <w:rPr>
           <w:rFonts w:ascii="Times New Roman" w:hAnsi="Times New Roman" w:eastAsia="Times New Roman" w:cs="Times New Roman"/>
         </w:rPr>
-        <w:t xml:space="preserve"> Cl</w:t>
-      </w:r>
-      <w:r>
-        <w:rPr>
-          <w:rFonts w:ascii="Times New Roman" w:hAnsi="Times New Roman" w:eastAsia="Times New Roman" w:cs="Times New Roman"/>
-          <w:vertAlign w:val="superscript"/>
-        </w:rPr>
-        <w:t>-</w:t>
-      </w:r>
-      <w:r>
-        <w:rPr>
-          <w:rFonts w:ascii="Times New Roman" w:hAnsi="Times New Roman" w:eastAsia="Times New Roman" w:cs="Times New Roman"/>
-        </w:rPr>
-        <w:t>。</w:t>
+        <w:t xml:space="preserve"> </w:t>
+      </w:r>
+      <m:oMath>
+        <m:r>
+          <m:t>C</m:t>
+        </m:r>
+        <m:sSup>
+          <m:e>
+            <m:r>
+              <m:t>l</m:t>
+            </m:r>
+          </m:e>
+          <m:sup>
+            <m:r>
+              <m:rPr>
+                <m:sty m:val="p"/>
+              </m:rPr>
+              <m:t>−</m:t>
+            </m:r>
+          </m:sup>
+        </m:sSup>
+      </m:oMath>
+      <w:r>
+        <w:rPr>
+          <w:rFonts w:ascii="Times New Roman" w:hAnsi="Times New Roman" w:eastAsia="Times New Roman" w:cs="Times New Roman"/>
+        </w:rPr>
+        <w:t xml:space="preserve">。</w:t>
       </w:r>
     </w:p>
     <w:p>
@@ -3767,15 +3837,25 @@
         <w:rPr>
           <w:rFonts w:ascii="Times New Roman" w:hAnsi="Times New Roman" w:eastAsia="Times New Roman" w:cs="Times New Roman"/>
         </w:rPr>
-        <w:t xml:space="preserve"> NH</w:t>
-      </w:r>
-      <w:r>
-        <w:rPr>
-          <w:rFonts w:ascii="Times New Roman" w:hAnsi="Times New Roman" w:eastAsia="Times New Roman" w:cs="Times New Roman"/>
-          <w:vertAlign w:val="subscript"/>
-        </w:rPr>
-        <w:t>3</w:t>
-      </w:r>
+        <w:t xml:space="preserve"> </w:t>
+      </w:r>
+      <m:oMath>
+        <m:r>
+          <m:t>N</m:t>
+        </m:r>
+        <m:sSub>
+          <m:e>
+            <m:r>
+              <m:t>H</m:t>
+            </m:r>
+          </m:e>
+          <m:sub>
+            <m:r>
+              <m:t>3</m:t>
+            </m:r>
+          </m:sub>
+        </m:sSub>
+      </m:oMath>
       <w:r>
         <w:rPr>
           <w:rFonts w:ascii="Times New Roman" w:hAnsi="Times New Roman" w:eastAsia="Times New Roman" w:cs="Times New Roman"/>
@@ -6440,54 +6520,82 @@
         <w:rPr>
           <w:rFonts w:ascii="Times New Roman" w:hAnsi="Times New Roman" w:eastAsia="Times New Roman" w:cs="Times New Roman"/>
         </w:rPr>
-        <w:t xml:space="preserve"> n</w:t>
-      </w:r>
-      <w:r>
-        <w:rPr>
-          <w:rFonts w:ascii="Times New Roman" w:hAnsi="Times New Roman" w:eastAsia="Times New Roman" w:cs="Times New Roman"/>
-          <w:vertAlign w:val="subscript"/>
-        </w:rPr>
-        <w:t>1</w:t>
-      </w:r>
-      <w:r>
-        <w:rPr>
-          <w:rFonts w:ascii="Times New Roman" w:hAnsi="Times New Roman" w:eastAsia="Times New Roman" w:cs="Times New Roman"/>
-        </w:rPr>
-        <w:t>、n</w:t>
-      </w:r>
-      <w:r>
-        <w:rPr>
-          <w:rFonts w:ascii="Times New Roman" w:hAnsi="Times New Roman" w:eastAsia="Times New Roman" w:cs="Times New Roman"/>
-          <w:vertAlign w:val="subscript"/>
-        </w:rPr>
-        <w:t>2</w:t>
-      </w:r>
-      <w:r>
-        <w:rPr>
-          <w:rFonts w:ascii="Times New Roman" w:hAnsi="Times New Roman" w:eastAsia="Times New Roman" w:cs="Times New Roman"/>
-        </w:rPr>
-        <w:t>、n</w:t>
-      </w:r>
-      <w:r>
-        <w:rPr>
-          <w:rFonts w:ascii="Times New Roman" w:hAnsi="Times New Roman" w:eastAsia="Times New Roman" w:cs="Times New Roman"/>
-          <w:vertAlign w:val="subscript"/>
-        </w:rPr>
-        <w:t>3</w:t>
-      </w:r>
-      <w:r>
-        <w:rPr>
-          <w:rFonts w:ascii="Times New Roman" w:hAnsi="Times New Roman" w:eastAsia="Times New Roman" w:cs="Times New Roman"/>
-        </w:rPr>
-        <w:t>、n</w:t>
-      </w:r>
-      <w:r>
-        <w:rPr>
-          <w:rFonts w:ascii="Times New Roman" w:hAnsi="Times New Roman" w:eastAsia="Times New Roman" w:cs="Times New Roman"/>
-          <w:vertAlign w:val="subscript"/>
-        </w:rPr>
-        <w:t>4</w:t>
-      </w:r>
+        <w:t xml:space="preserve"> </w:t>
+      </w:r>
+      <m:oMath>
+        <m:sSub>
+          <m:e>
+            <m:r>
+              <m:t>n</m:t>
+            </m:r>
+          </m:e>
+          <m:sub>
+            <m:r>
+              <m:t>1</m:t>
+            </m:r>
+          </m:sub>
+        </m:sSub>
+      </m:oMath>
+      <w:r>
+        <w:rPr>
+          <w:rFonts w:ascii="Times New Roman" w:hAnsi="Times New Roman" w:eastAsia="Times New Roman" w:cs="Times New Roman"/>
+        </w:rPr>
+        <w:t xml:space="preserve">、</w:t>
+      </w:r>
+      <m:oMath>
+        <m:sSub>
+          <m:e>
+            <m:r>
+              <m:t>n</m:t>
+            </m:r>
+          </m:e>
+          <m:sub>
+            <m:r>
+              <m:t>2</m:t>
+            </m:r>
+          </m:sub>
+        </m:sSub>
+      </m:oMath>
+      <w:r>
+        <w:rPr>
+          <w:rFonts w:ascii="Times New Roman" w:hAnsi="Times New Roman" w:eastAsia="Times New Roman" w:cs="Times New Roman"/>
+        </w:rPr>
+        <w:t xml:space="preserve">、</w:t>
+      </w:r>
+      <m:oMath>
+        <m:sSub>
+          <m:e>
+            <m:r>
+              <m:t>n</m:t>
+            </m:r>
+          </m:e>
+          <m:sub>
+            <m:r>
+              <m:t>3</m:t>
+            </m:r>
+          </m:sub>
+        </m:sSub>
+      </m:oMath>
+      <w:r>
+        <w:rPr>
+          <w:rFonts w:ascii="Times New Roman" w:hAnsi="Times New Roman" w:eastAsia="Times New Roman" w:cs="Times New Roman"/>
+        </w:rPr>
+        <w:t xml:space="preserve">、</w:t>
+      </w:r>
+      <m:oMath>
+        <m:sSub>
+          <m:e>
+            <m:r>
+              <m:t>n</m:t>
+            </m:r>
+          </m:e>
+          <m:sub>
+            <m:r>
+              <m:t>4</m:t>
+            </m:r>
+          </m:sub>
+        </m:sSub>
+      </m:oMath>
       <w:r>
         <w:rPr>
           <w:rFonts w:ascii="Times New Roman" w:hAnsi="Times New Roman" w:eastAsia="Times New Roman" w:cs="Times New Roman"/>
@@ -7005,28 +7113,42 @@
         <w:rPr>
           <w:rFonts w:ascii="Times New Roman" w:hAnsi="Times New Roman" w:eastAsia="Times New Roman" w:cs="Times New Roman"/>
         </w:rPr>
-        <w:t xml:space="preserve"> n</w:t>
-      </w:r>
-      <w:r>
-        <w:rPr>
-          <w:rFonts w:ascii="Times New Roman" w:hAnsi="Times New Roman" w:eastAsia="Times New Roman" w:cs="Times New Roman"/>
-          <w:vertAlign w:val="subscript"/>
-        </w:rPr>
-        <w:t>0</w:t>
-      </w:r>
-      <w:r>
-        <w:rPr>
-          <w:rFonts w:ascii="Times New Roman" w:hAnsi="Times New Roman" w:eastAsia="Times New Roman" w:cs="Times New Roman"/>
-        </w:rPr>
-        <w:t>。n</w:t>
-      </w:r>
-      <w:r>
-        <w:rPr>
-          <w:rFonts w:ascii="Times New Roman" w:hAnsi="Times New Roman" w:eastAsia="Times New Roman" w:cs="Times New Roman"/>
-          <w:vertAlign w:val="subscript"/>
-        </w:rPr>
-        <w:t>0</w:t>
-      </w:r>
+        <w:t xml:space="preserve"> </w:t>
+      </w:r>
+      <m:oMath>
+        <m:sSub>
+          <m:e>
+            <m:r>
+              <m:t>n</m:t>
+            </m:r>
+          </m:e>
+          <m:sub>
+            <m:r>
+              <m:t>0</m:t>
+            </m:r>
+          </m:sub>
+        </m:sSub>
+      </m:oMath>
+      <w:r>
+        <w:rPr>
+          <w:rFonts w:ascii="Times New Roman" w:hAnsi="Times New Roman" w:eastAsia="Times New Roman" w:cs="Times New Roman"/>
+        </w:rPr>
+        <w:t xml:space="preserve">。</w:t>
+      </w:r>
+      <m:oMath>
+        <m:sSub>
+          <m:e>
+            <m:r>
+              <m:t>n</m:t>
+            </m:r>
+          </m:e>
+          <m:sub>
+            <m:r>
+              <m:t>0</m:t>
+            </m:r>
+          </m:sub>
+        </m:sSub>
+      </m:oMath>
       <w:r>
         <w:rPr>
           <w:rFonts w:ascii="Times New Roman" w:hAnsi="Times New Roman" w:eastAsia="Times New Roman" w:cs="Times New Roman"/>
@@ -7043,54 +7165,82 @@
         <w:rPr>
           <w:rFonts w:ascii="Times New Roman" w:hAnsi="Times New Roman" w:eastAsia="Times New Roman" w:cs="Times New Roman"/>
         </w:rPr>
-        <w:t xml:space="preserve"> n</w:t>
-      </w:r>
-      <w:r>
-        <w:rPr>
-          <w:rFonts w:ascii="Times New Roman" w:hAnsi="Times New Roman" w:eastAsia="Times New Roman" w:cs="Times New Roman"/>
-          <w:vertAlign w:val="subscript"/>
-        </w:rPr>
-        <w:t>1</w:t>
-      </w:r>
-      <w:r>
-        <w:rPr>
-          <w:rFonts w:ascii="Times New Roman" w:hAnsi="Times New Roman" w:eastAsia="Times New Roman" w:cs="Times New Roman"/>
-        </w:rPr>
-        <w:t>、n</w:t>
-      </w:r>
-      <w:r>
-        <w:rPr>
-          <w:rFonts w:ascii="Times New Roman" w:hAnsi="Times New Roman" w:eastAsia="Times New Roman" w:cs="Times New Roman"/>
-          <w:vertAlign w:val="subscript"/>
-        </w:rPr>
-        <w:t>2</w:t>
-      </w:r>
-      <w:r>
-        <w:rPr>
-          <w:rFonts w:ascii="Times New Roman" w:hAnsi="Times New Roman" w:eastAsia="Times New Roman" w:cs="Times New Roman"/>
-        </w:rPr>
-        <w:t>、n</w:t>
-      </w:r>
-      <w:r>
-        <w:rPr>
-          <w:rFonts w:ascii="Times New Roman" w:hAnsi="Times New Roman" w:eastAsia="Times New Roman" w:cs="Times New Roman"/>
-          <w:vertAlign w:val="subscript"/>
-        </w:rPr>
-        <w:t>3</w:t>
-      </w:r>
-      <w:r>
-        <w:rPr>
-          <w:rFonts w:ascii="Times New Roman" w:hAnsi="Times New Roman" w:eastAsia="Times New Roman" w:cs="Times New Roman"/>
-        </w:rPr>
-        <w:t>、n</w:t>
-      </w:r>
-      <w:r>
-        <w:rPr>
-          <w:rFonts w:ascii="Times New Roman" w:hAnsi="Times New Roman" w:eastAsia="Times New Roman" w:cs="Times New Roman"/>
-          <w:vertAlign w:val="subscript"/>
-        </w:rPr>
-        <w:t>4</w:t>
-      </w:r>
+        <w:t xml:space="preserve"> </w:t>
+      </w:r>
+      <m:oMath>
+        <m:sSub>
+          <m:e>
+            <m:r>
+              <m:t>n</m:t>
+            </m:r>
+          </m:e>
+          <m:sub>
+            <m:r>
+              <m:t>1</m:t>
+            </m:r>
+          </m:sub>
+        </m:sSub>
+      </m:oMath>
+      <w:r>
+        <w:rPr>
+          <w:rFonts w:ascii="Times New Roman" w:hAnsi="Times New Roman" w:eastAsia="Times New Roman" w:cs="Times New Roman"/>
+        </w:rPr>
+        <w:t xml:space="preserve">、</w:t>
+      </w:r>
+      <m:oMath>
+        <m:sSub>
+          <m:e>
+            <m:r>
+              <m:t>n</m:t>
+            </m:r>
+          </m:e>
+          <m:sub>
+            <m:r>
+              <m:t>2</m:t>
+            </m:r>
+          </m:sub>
+        </m:sSub>
+      </m:oMath>
+      <w:r>
+        <w:rPr>
+          <w:rFonts w:ascii="Times New Roman" w:hAnsi="Times New Roman" w:eastAsia="Times New Roman" w:cs="Times New Roman"/>
+        </w:rPr>
+        <w:t xml:space="preserve">、</w:t>
+      </w:r>
+      <m:oMath>
+        <m:sSub>
+          <m:e>
+            <m:r>
+              <m:t>n</m:t>
+            </m:r>
+          </m:e>
+          <m:sub>
+            <m:r>
+              <m:t>3</m:t>
+            </m:r>
+          </m:sub>
+        </m:sSub>
+      </m:oMath>
+      <w:r>
+        <w:rPr>
+          <w:rFonts w:ascii="Times New Roman" w:hAnsi="Times New Roman" w:eastAsia="Times New Roman" w:cs="Times New Roman"/>
+        </w:rPr>
+        <w:t xml:space="preserve">、</w:t>
+      </w:r>
+      <m:oMath>
+        <m:sSub>
+          <m:e>
+            <m:r>
+              <m:t>n</m:t>
+            </m:r>
+          </m:e>
+          <m:sub>
+            <m:r>
+              <m:t>4</m:t>
+            </m:r>
+          </m:sub>
+        </m:sSub>
+      </m:oMath>
       <w:r>
         <w:rPr>
           <w:rFonts w:ascii="Times New Roman" w:hAnsi="Times New Roman" w:eastAsia="Times New Roman" w:cs="Times New Roman"/>
@@ -12230,20 +12380,33 @@
         <w:rPr>
           <w:rFonts w:hint="eastAsia" w:ascii="Times New Roman" w:hAnsi="Times New Roman" w:eastAsia="Times New Roman" w:cs="Times New Roman"/>
         </w:rPr>
-        <w:t>：HCl、HNO</w:t>
-      </w:r>
-      <w:r>
-        <w:rPr>
-          <w:rFonts w:hint="eastAsia" w:ascii="Times New Roman" w:hAnsi="Times New Roman" w:eastAsia="Times New Roman" w:cs="Times New Roman"/>
-          <w:vertAlign w:val="subscript"/>
-        </w:rPr>
-        <w:t>3</w:t>
-      </w:r>
-      <w:r>
-        <w:rPr>
-          <w:rFonts w:hint="eastAsia" w:ascii="Times New Roman" w:hAnsi="Times New Roman" w:eastAsia="Times New Roman" w:cs="Times New Roman"/>
-        </w:rPr>
-        <w:t>、</w:t>
+        <w:t>：HCl、</w:t>
+      </w:r>
+      <m:oMath>
+        <m:r>
+          <m:t>H</m:t>
+        </m:r>
+        <m:r>
+          <m:t>N</m:t>
+        </m:r>
+        <m:sSub>
+          <m:e>
+            <m:r>
+              <m:t>O</m:t>
+            </m:r>
+          </m:e>
+          <m:sub>
+            <m:r>
+              <m:t>3</m:t>
+            </m:r>
+          </m:sub>
+        </m:sSub>
+      </m:oMath>
+      <w:r>
+        <w:rPr>
+          <w:rFonts w:ascii="Times New Roman" w:hAnsi="Times New Roman" w:eastAsia="Times New Roman" w:cs="Times New Roman"/>
+        </w:rPr>
+        <w:t xml:space="preserve">、</w:t>
       </w:r>
       <m:oMath>
         <m:oMathPr>
@@ -12293,17 +12456,44 @@
       </m:oMath>
       <w:r>
         <w:rPr>
-          <w:rFonts w:hint="eastAsia" w:ascii="Times New Roman" w:hAnsi="Times New Roman" w:eastAsia="Times New Roman" w:cs="Times New Roman"/>
-        </w:rPr>
-        <w:t>、NaOH、NaHCO</w:t>
-      </w:r>
-      <w:r>
-        <w:rPr>
-          <w:rFonts w:hint="eastAsia" w:ascii="Times New Roman" w:hAnsi="Times New Roman" w:eastAsia="Times New Roman" w:cs="Times New Roman"/>
-          <w:vertAlign w:val="subscript"/>
-        </w:rPr>
-        <w:t>3</w:t>
-      </w:r>
+          <w:rFonts w:ascii="Times New Roman" w:hAnsi="Times New Roman" w:eastAsia="Times New Roman" w:cs="Times New Roman"/>
+        </w:rPr>
+        <w:t xml:space="preserve">、NaOH、</w:t>
+      </w:r>
+      <m:oMath>
+        <m:oMathPr>
+          <m:ctrlPr>
+            <w:rPr>
+              <w:sz w:val="28"/>
+              <w:szCs w:val="28"/>
+            </w:rPr>
+          </m:ctrlPr>
+        </m:oMathPr>
+        <m:r>
+          <m:t>N</m:t>
+        </m:r>
+        <m:r>
+          <m:t>a</m:t>
+        </m:r>
+        <m:r>
+          <m:t>H</m:t>
+        </m:r>
+        <m:r>
+          <m:t>C</m:t>
+        </m:r>
+        <m:sSub>
+          <m:e>
+            <m:r>
+              <m:t>O</m:t>
+            </m:r>
+          </m:e>
+          <m:sub>
+            <m:r>
+              <m:t>3</m:t>
+            </m:r>
+          </m:sub>
+        </m:sSub>
+      </m:oMath>
       <w:r>
         <w:rPr>
           <w:rFonts w:hint="eastAsia" w:ascii="Times New Roman" w:hAnsi="Times New Roman" w:eastAsia="Times New Roman" w:cs="Times New Roman"/>
@@ -12320,15 +12510,25 @@
         <w:rPr>
           <w:rFonts w:ascii="Times New Roman" w:hAnsi="Times New Roman" w:eastAsia="Times New Roman" w:cs="Times New Roman"/>
         </w:rPr>
-        <w:t xml:space="preserve"> Br</w:t>
-      </w:r>
-      <w:r>
-        <w:rPr>
-          <w:rFonts w:ascii="Times New Roman" w:hAnsi="Times New Roman" w:eastAsia="Times New Roman" w:cs="Times New Roman"/>
-          <w:vertAlign w:val="subscript"/>
-        </w:rPr>
-        <w:t>2</w:t>
-      </w:r>
+        <w:t xml:space="preserve"> </w:t>
+      </w:r>
+      <m:oMath>
+        <m:r>
+          <m:t>B</m:t>
+        </m:r>
+        <m:sSub>
+          <m:e>
+            <m:r>
+              <m:t>r</m:t>
+            </m:r>
+          </m:e>
+          <m:sub>
+            <m:r>
+              <m:t>2</m:t>
+            </m:r>
+          </m:sub>
+        </m:sSub>
+      </m:oMath>
       <w:r>
         <w:rPr>
           <w:rFonts w:ascii="Times New Roman" w:hAnsi="Times New Roman" w:eastAsia="Times New Roman" w:cs="Times New Roman"/>
@@ -12345,15 +12545,31 @@
         <w:rPr>
           <w:rFonts w:hint="eastAsia" w:ascii="Times New Roman" w:hAnsi="Times New Roman" w:eastAsia="Times New Roman" w:cs="Times New Roman"/>
         </w:rPr>
-        <w:t>、FeCl</w:t>
-      </w:r>
-      <w:r>
-        <w:rPr>
-          <w:rFonts w:hint="eastAsia" w:ascii="Times New Roman" w:hAnsi="Times New Roman" w:eastAsia="Times New Roman" w:cs="Times New Roman"/>
-          <w:vertAlign w:val="subscript"/>
-        </w:rPr>
-        <w:t>3</w:t>
-      </w:r>
+        <w:t>、</w:t>
+      </w:r>
+      <m:oMath>
+        <m:r>
+          <m:t>F</m:t>
+        </m:r>
+        <m:r>
+          <m:t>e</m:t>
+        </m:r>
+        <m:r>
+          <m:t>C</m:t>
+        </m:r>
+        <m:sSub>
+          <m:e>
+            <m:r>
+              <m:t>l</m:t>
+            </m:r>
+          </m:e>
+          <m:sub>
+            <m:r>
+              <m:t>3</m:t>
+            </m:r>
+          </m:sub>
+        </m:sSub>
+      </m:oMath>
       <w:r>
         <w:rPr>
           <w:rFonts w:ascii="Times New Roman" w:hAnsi="Times New Roman" w:eastAsia="Times New Roman" w:cs="Times New Roman"/>
@@ -13971,15 +14187,31 @@
         <w:rPr>
           <w:rFonts w:ascii="Times New Roman" w:hAnsi="Times New Roman" w:eastAsia="Times New Roman" w:cs="Times New Roman"/>
         </w:rPr>
-        <w:t xml:space="preserve"> HgSO</w:t>
-      </w:r>
-      <w:r>
-        <w:rPr>
-          <w:rFonts w:ascii="Times New Roman" w:hAnsi="Times New Roman" w:eastAsia="Times New Roman" w:cs="Times New Roman"/>
-          <w:vertAlign w:val="subscript"/>
-        </w:rPr>
-        <w:t>4</w:t>
-      </w:r>
+        <w:t xml:space="preserve"> </w:t>
+      </w:r>
+      <m:oMath>
+        <m:r>
+          <m:t>H</m:t>
+        </m:r>
+        <m:r>
+          <m:t>g</m:t>
+        </m:r>
+        <m:r>
+          <m:t>S</m:t>
+        </m:r>
+        <m:sSub>
+          <m:e>
+            <m:r>
+              <m:t>O</m:t>
+            </m:r>
+          </m:e>
+          <m:sub>
+            <m:r>
+              <m:t>4</m:t>
+            </m:r>
+          </m:sub>
+        </m:sSub>
+      </m:oMath>
       <w:r>
         <w:rPr>
           <w:rFonts w:ascii="Times New Roman" w:hAnsi="Times New Roman" w:eastAsia="Times New Roman" w:cs="Times New Roman"/>
@@ -14038,15 +14270,31 @@
         <w:rPr>
           <w:rFonts w:ascii="Times New Roman" w:hAnsi="Times New Roman" w:eastAsia="Times New Roman" w:cs="Times New Roman"/>
         </w:rPr>
-        <w:t xml:space="preserve"> KMnO</w:t>
-      </w:r>
-      <w:r>
-        <w:rPr>
-          <w:rFonts w:ascii="Times New Roman" w:hAnsi="Times New Roman" w:eastAsia="Times New Roman" w:cs="Times New Roman"/>
-          <w:vertAlign w:val="subscript"/>
-        </w:rPr>
-        <w:t>4</w:t>
-      </w:r>
+        <w:t xml:space="preserve"> </w:t>
+      </w:r>
+      <m:oMath>
+        <m:r>
+          <m:t>K</m:t>
+        </m:r>
+        <m:r>
+          <m:t>M</m:t>
+        </m:r>
+        <m:r>
+          <m:t>n</m:t>
+        </m:r>
+        <m:sSub>
+          <m:e>
+            <m:r>
+              <m:t>O</m:t>
+            </m:r>
+          </m:e>
+          <m:sub>
+            <m:r>
+              <m:t>4</m:t>
+            </m:r>
+          </m:sub>
+        </m:sSub>
+      </m:oMath>
       <w:r>
         <w:rPr>
           <w:rFonts w:ascii="Times New Roman" w:hAnsi="Times New Roman" w:eastAsia="Times New Roman" w:cs="Times New Roman"/>
@@ -14574,15 +14822,25 @@
         <w:rPr>
           <w:rFonts w:hint="eastAsia" w:ascii="Times New Roman" w:hAnsi="Times New Roman" w:eastAsia="Times New Roman" w:cs="Times New Roman"/>
         </w:rPr>
-        <w:t>（：CH</w:t>
-      </w:r>
-      <w:r>
-        <w:rPr>
-          <w:rFonts w:hint="eastAsia" w:ascii="Times New Roman" w:hAnsi="Times New Roman" w:eastAsia="Times New Roman" w:cs="Times New Roman"/>
-          <w:vertAlign w:val="subscript"/>
-        </w:rPr>
-        <w:t>2</w:t>
-      </w:r>
+        <w:t>（：</w:t>
+      </w:r>
+      <m:oMath>
+        <m:r>
+          <m:t>C</m:t>
+        </m:r>
+        <m:sSub>
+          <m:e>
+            <m:r>
+              <m:t>H</m:t>
+            </m:r>
+          </m:e>
+          <m:sub>
+            <m:r>
+              <m:t>2</m:t>
+            </m:r>
+          </m:sub>
+        </m:sSub>
+      </m:oMath>
       <w:r>
         <w:rPr>
           <w:rFonts w:hint="eastAsia" w:ascii="Times New Roman" w:hAnsi="Times New Roman" w:eastAsia="Times New Roman" w:cs="Times New Roman"/>
@@ -15499,10 +15757,7 @@
                 </m:e>
                 <m:sub>
                   <m:r>
-                    <m:t>1</m:t>
-                  </m:r>
-                  <m:r>
-                    <m:t>0</m:t>
+                    <m:t>10</m:t>
                   </m:r>
                 </m:sub>
               </m:sSub>
@@ -15517,10 +15772,7 @@
                 </m:e>
                 <m:sub>
                   <m:r>
-                    <m:t>1</m:t>
-                  </m:r>
-                  <m:r>
-                    <m:t>0</m:t>
+                    <m:t>10</m:t>
                   </m:r>
                 </m:sub>
               </m:sSub>
@@ -15618,10 +15870,7 @@
                         </m:e>
                         <m:sub>
                           <m:r>
-                            <m:t>1</m:t>
-                          </m:r>
-                          <m:r>
-                            <m:t>4</m:t>
+                            <m:t>14</m:t>
                           </m:r>
                         </m:sub>
                       </m:sSub>
@@ -15786,10 +16035,7 @@
                 </m:e>
                 <m:sub>
                   <m:r>
-                    <m:t>1</m:t>
-                  </m:r>
-                  <m:r>
-                    <m:t>0</m:t>
+                    <m:t>10</m:t>
                   </m:r>
                 </m:sub>
               </m:sSub>
@@ -16122,10 +16368,7 @@
                 </m:e>
                 <m:sub>
                   <m:r>
-                    <m:t>1</m:t>
-                  </m:r>
-                  <m:r>
-                    <m:t>0</m:t>
+                    <m:t>10</m:t>
                   </m:r>
                 </m:sub>
               </m:sSub>
@@ -20016,7 +20259,7 @@
     <ns0:name ns0:val="Verbatim Char"/>
     <ns0:basedOn ns0:val="BodyTextChar"/>
     <ns0:rPr>
-      <ns0:rFonts ns0:ascii="Times New Roman" ns0:cs="Times New Roman" ns0:eastAsia="FangSong" ns0:hAnsi="Times New Roman"/>
+      <ns0:rFonts ns0:ascii="SimSun" ns0:cs="SimSun" ns0:eastAsia="SimSun" ns0:hAnsi="SimSun"/>
       <ns0:b ns0:val="0"/>
       <ns0:sz ns0:val="20"/>
     </ns0:rPr>
@@ -20070,7 +20313,7 @@
       <w:wordWrap w:val="off"/>
     </w:pPr>
     <ns0:rPr>
-      <w:rFonts ns0:ascii="Times New Roman" ns0:hAnsi="Times New Roman" ns0:eastAsia="FangSong" ns0:cs="Times New Roman"/>
+      <w:rFonts ns0:ascii="SimSun" ns0:hAnsi="SimSun" ns0:eastAsia="SimSun" ns0:cs="SimSun"/>
     </ns0:rPr>
   </w:style>
   <w:style w:type="character" w:customStyle="1" w:styleId="KeywordTok">

--- a/00-首页/题组Word/专项卷/二分册/专项卷I-学生版.docx
+++ b/00-首页/题组Word/专项卷/二分册/专项卷I-学生版.docx
@@ -664,6 +664,46 @@
         </w:rPr>
         <w:t>？</w:t>
       </w:r>
+    </w:p>
+    <w:p>
+      <w:pPr>
+        <w:spacing w:before="0" w:after="0"/>
+      </w:pPr>
+    </w:p>
+    <w:p>
+      <w:pPr>
+        <w:spacing w:before="0" w:after="0"/>
+      </w:pPr>
+    </w:p>
+    <w:p>
+      <w:pPr>
+        <w:spacing w:before="0" w:after="0"/>
+      </w:pPr>
+    </w:p>
+    <w:p>
+      <w:pPr>
+        <w:spacing w:before="0" w:after="0"/>
+      </w:pPr>
+    </w:p>
+    <w:p>
+      <w:pPr>
+        <w:spacing w:before="0" w:after="0"/>
+      </w:pPr>
+    </w:p>
+    <w:p>
+      <w:pPr>
+        <w:spacing w:before="0" w:after="0"/>
+      </w:pPr>
+    </w:p>
+    <w:p>
+      <w:pPr>
+        <w:spacing w:before="0" w:after="0"/>
+      </w:pPr>
+    </w:p>
+    <w:p>
+      <w:pPr>
+        <w:spacing w:before="0" w:after="0"/>
+      </w:pPr>
     </w:p>
     <w:bookmarkEnd w:id="10"/>
     <w:bookmarkStart w:id="11" w:name="第-2-题"/>
@@ -1387,6 +1427,46 @@
         <w:t>？</w:t>
       </w:r>
     </w:p>
+    <w:p>
+      <w:pPr>
+        <w:spacing w:before="0" w:after="0"/>
+      </w:pPr>
+    </w:p>
+    <w:p>
+      <w:pPr>
+        <w:spacing w:before="0" w:after="0"/>
+      </w:pPr>
+    </w:p>
+    <w:p>
+      <w:pPr>
+        <w:spacing w:before="0" w:after="0"/>
+      </w:pPr>
+    </w:p>
+    <w:p>
+      <w:pPr>
+        <w:spacing w:before="0" w:after="0"/>
+      </w:pPr>
+    </w:p>
+    <w:p>
+      <w:pPr>
+        <w:spacing w:before="0" w:after="0"/>
+      </w:pPr>
+    </w:p>
+    <w:p>
+      <w:pPr>
+        <w:spacing w:before="0" w:after="0"/>
+      </w:pPr>
+    </w:p>
+    <w:p>
+      <w:pPr>
+        <w:spacing w:before="0" w:after="0"/>
+      </w:pPr>
+    </w:p>
+    <w:p>
+      <w:pPr>
+        <w:spacing w:before="0" w:after="0"/>
+      </w:pPr>
+    </w:p>
     <w:bookmarkEnd w:id="11"/>
     <w:bookmarkStart w:id="12" w:name="第-3-题"/>
     <w:p>
@@ -2047,6 +2127,31 @@
         </w:rPr>
         <w:t xml:space="preserve"> pH。</w:t>
       </w:r>
+    </w:p>
+    <w:p>
+      <w:pPr>
+        <w:spacing w:before="0" w:after="0"/>
+      </w:pPr>
+    </w:p>
+    <w:p>
+      <w:pPr>
+        <w:spacing w:before="0" w:after="0"/>
+      </w:pPr>
+    </w:p>
+    <w:p>
+      <w:pPr>
+        <w:spacing w:before="0" w:after="0"/>
+      </w:pPr>
+    </w:p>
+    <w:p>
+      <w:pPr>
+        <w:spacing w:before="0" w:after="0"/>
+      </w:pPr>
+    </w:p>
+    <w:p>
+      <w:pPr>
+        <w:spacing w:before="0" w:after="0"/>
+      </w:pPr>
     </w:p>
     <w:bookmarkEnd w:id="12"/>
     <w:bookmarkStart w:id="19" w:name="第-4-题"/>
@@ -3506,6 +3611,46 @@
         <w:t xml:space="preserve">_。</w:t>
       </w:r>
     </w:p>
+    <w:p>
+      <w:pPr>
+        <w:spacing w:before="0" w:after="0"/>
+      </w:pPr>
+    </w:p>
+    <w:p>
+      <w:pPr>
+        <w:spacing w:before="0" w:after="0"/>
+      </w:pPr>
+    </w:p>
+    <w:p>
+      <w:pPr>
+        <w:spacing w:before="0" w:after="0"/>
+      </w:pPr>
+    </w:p>
+    <w:p>
+      <w:pPr>
+        <w:spacing w:before="0" w:after="0"/>
+      </w:pPr>
+    </w:p>
+    <w:p>
+      <w:pPr>
+        <w:spacing w:before="0" w:after="0"/>
+      </w:pPr>
+    </w:p>
+    <w:p>
+      <w:pPr>
+        <w:spacing w:before="0" w:after="0"/>
+      </w:pPr>
+    </w:p>
+    <w:p>
+      <w:pPr>
+        <w:spacing w:before="0" w:after="0"/>
+      </w:pPr>
+    </w:p>
+    <w:p>
+      <w:pPr>
+        <w:spacing w:before="0" w:after="0"/>
+      </w:pPr>
+    </w:p>
     <w:bookmarkEnd w:id="19"/>
     <w:bookmarkStart w:id="20" w:name="第-5-题"/>
     <w:p>
@@ -4177,6 +4322,31 @@
         </w:rPr>
         <w:t>）</w:t>
       </w:r>
+    </w:p>
+    <w:p>
+      <w:pPr>
+        <w:spacing w:before="0" w:after="0"/>
+      </w:pPr>
+    </w:p>
+    <w:p>
+      <w:pPr>
+        <w:spacing w:before="0" w:after="0"/>
+      </w:pPr>
+    </w:p>
+    <w:p>
+      <w:pPr>
+        <w:spacing w:before="0" w:after="0"/>
+      </w:pPr>
+    </w:p>
+    <w:p>
+      <w:pPr>
+        <w:spacing w:before="0" w:after="0"/>
+      </w:pPr>
+    </w:p>
+    <w:p>
+      <w:pPr>
+        <w:spacing w:before="0" w:after="0"/>
+      </w:pPr>
     </w:p>
     <w:bookmarkEnd w:id="21"/>
     <w:bookmarkStart w:id="25" w:name="第-6-题"/>
@@ -4730,6 +4900,31 @@
         </w:drawing>
       </w:r>
     </w:p>
+    <w:p>
+      <w:pPr>
+        <w:spacing w:before="0" w:after="0"/>
+      </w:pPr>
+    </w:p>
+    <w:p>
+      <w:pPr>
+        <w:spacing w:before="0" w:after="0"/>
+      </w:pPr>
+    </w:p>
+    <w:p>
+      <w:pPr>
+        <w:spacing w:before="0" w:after="0"/>
+      </w:pPr>
+    </w:p>
+    <w:p>
+      <w:pPr>
+        <w:spacing w:before="0" w:after="0"/>
+      </w:pPr>
+    </w:p>
+    <w:p>
+      <w:pPr>
+        <w:spacing w:before="0" w:after="0"/>
+      </w:pPr>
+    </w:p>
     <w:bookmarkEnd w:id="25"/>
     <w:bookmarkStart w:id="26" w:name="第-7-题"/>
     <w:p>
@@ -5456,6 +5651,31 @@
         </w:rPr>
         <w:t>）。</w:t>
       </w:r>
+    </w:p>
+    <w:p>
+      <w:pPr>
+        <w:spacing w:before="0" w:after="0"/>
+      </w:pPr>
+    </w:p>
+    <w:p>
+      <w:pPr>
+        <w:spacing w:before="0" w:after="0"/>
+      </w:pPr>
+    </w:p>
+    <w:p>
+      <w:pPr>
+        <w:spacing w:before="0" w:after="0"/>
+      </w:pPr>
+    </w:p>
+    <w:p>
+      <w:pPr>
+        <w:spacing w:before="0" w:after="0"/>
+      </w:pPr>
+    </w:p>
+    <w:p>
+      <w:pPr>
+        <w:spacing w:before="0" w:after="0"/>
+      </w:pPr>
     </w:p>
     <w:bookmarkEnd w:id="26"/>
     <w:bookmarkStart w:id="27" w:name="第-8-题"/>
@@ -5862,6 +6082,31 @@
         <w:t>。</w:t>
       </w:r>
     </w:p>
+    <w:p>
+      <w:pPr>
+        <w:spacing w:before="0" w:after="0"/>
+      </w:pPr>
+    </w:p>
+    <w:p>
+      <w:pPr>
+        <w:spacing w:before="0" w:after="0"/>
+      </w:pPr>
+    </w:p>
+    <w:p>
+      <w:pPr>
+        <w:spacing w:before="0" w:after="0"/>
+      </w:pPr>
+    </w:p>
+    <w:p>
+      <w:pPr>
+        <w:spacing w:before="0" w:after="0"/>
+      </w:pPr>
+    </w:p>
+    <w:p>
+      <w:pPr>
+        <w:spacing w:before="0" w:after="0"/>
+      </w:pPr>
+    </w:p>
     <w:bookmarkEnd w:id="27"/>
     <w:bookmarkStart w:id="31" w:name="第-9-题"/>
     <w:p>
@@ -6146,7 +6391,7 @@
         </w:rPr>
         <w:drawing>
           <wp:inline>
-            <wp:extent cx="3600000" cy="2411566"/>
+            <wp:extent cx="3600000" cy="2368193"/>
             <wp:effectExtent b="0" l="0" r="0" t="0"/>
             <wp:docPr descr="" title="" id="29" name="Picture"/>
             <a:graphic>
@@ -6167,7 +6412,7 @@
                   <pic:spPr bwMode="auto">
                     <a:xfrm>
                       <a:off x="0" y="0"/>
-                      <a:ext cx="3600000" cy="2411566"/>
+                      <a:ext cx="3600000" cy="2368193"/>
                     </a:xfrm>
                     <a:prstGeom prst="rect">
                       <a:avLst/>
@@ -6215,6 +6460,16 @@
         <w:t>）</w:t>
       </w:r>
     </w:p>
+    <w:p>
+      <w:pPr>
+        <w:spacing w:before="0" w:after="0"/>
+      </w:pPr>
+    </w:p>
+    <w:p>
+      <w:pPr>
+        <w:spacing w:before="0" w:after="0"/>
+      </w:pPr>
+    </w:p>
     <w:bookmarkEnd w:id="31"/>
     <w:bookmarkStart w:id="35" w:name="第-10-题"/>
     <w:p>
@@ -6639,7 +6894,7 @@
         </w:rPr>
         <w:drawing>
           <wp:inline>
-            <wp:extent cx="3600000" cy="1343835"/>
+            <wp:extent cx="3575341" cy="1343835"/>
             <wp:effectExtent b="0" l="0" r="0" t="0"/>
             <wp:docPr descr="" title="" id="33" name="Picture"/>
             <a:graphic>
@@ -6660,7 +6915,7 @@
                   <pic:spPr bwMode="auto">
                     <a:xfrm>
                       <a:off x="0" y="0"/>
-                      <a:ext cx="3600000" cy="1343835"/>
+                      <a:ext cx="3575341" cy="1343835"/>
                     </a:xfrm>
                     <a:prstGeom prst="rect">
                       <a:avLst/>
@@ -7628,6 +7883,46 @@
         </w:rPr>
         <w:t xml:space="preserve"> d = ____。</w:t>
       </w:r>
+    </w:p>
+    <w:p>
+      <w:pPr>
+        <w:spacing w:before="0" w:after="0"/>
+      </w:pPr>
+    </w:p>
+    <w:p>
+      <w:pPr>
+        <w:spacing w:before="0" w:after="0"/>
+      </w:pPr>
+    </w:p>
+    <w:p>
+      <w:pPr>
+        <w:spacing w:before="0" w:after="0"/>
+      </w:pPr>
+    </w:p>
+    <w:p>
+      <w:pPr>
+        <w:spacing w:before="0" w:after="0"/>
+      </w:pPr>
+    </w:p>
+    <w:p>
+      <w:pPr>
+        <w:spacing w:before="0" w:after="0"/>
+      </w:pPr>
+    </w:p>
+    <w:p>
+      <w:pPr>
+        <w:spacing w:before="0" w:after="0"/>
+      </w:pPr>
+    </w:p>
+    <w:p>
+      <w:pPr>
+        <w:spacing w:before="0" w:after="0"/>
+      </w:pPr>
+    </w:p>
+    <w:p>
+      <w:pPr>
+        <w:spacing w:before="0" w:after="0"/>
+      </w:pPr>
     </w:p>
     <w:bookmarkEnd w:id="35"/>
     <w:bookmarkStart w:id="39" w:name="第-11-题"/>
@@ -7982,6 +8277,31 @@
           </wp:inline>
         </w:drawing>
       </w:r>
+    </w:p>
+    <w:p>
+      <w:pPr>
+        <w:spacing w:before="0" w:after="0"/>
+      </w:pPr>
+    </w:p>
+    <w:p>
+      <w:pPr>
+        <w:spacing w:before="0" w:after="0"/>
+      </w:pPr>
+    </w:p>
+    <w:p>
+      <w:pPr>
+        <w:spacing w:before="0" w:after="0"/>
+      </w:pPr>
+    </w:p>
+    <w:p>
+      <w:pPr>
+        <w:spacing w:before="0" w:after="0"/>
+      </w:pPr>
+    </w:p>
+    <w:p>
+      <w:pPr>
+        <w:spacing w:before="0" w:after="0"/>
+      </w:pPr>
     </w:p>
     <w:bookmarkEnd w:id="39"/>
     <w:bookmarkStart w:id="40" w:name="第-12-题"/>
@@ -9145,6 +9465,46 @@
         <w:t>。</w:t>
       </w:r>
     </w:p>
+    <w:p>
+      <w:pPr>
+        <w:spacing w:before="0" w:after="0"/>
+      </w:pPr>
+    </w:p>
+    <w:p>
+      <w:pPr>
+        <w:spacing w:before="0" w:after="0"/>
+      </w:pPr>
+    </w:p>
+    <w:p>
+      <w:pPr>
+        <w:spacing w:before="0" w:after="0"/>
+      </w:pPr>
+    </w:p>
+    <w:p>
+      <w:pPr>
+        <w:spacing w:before="0" w:after="0"/>
+      </w:pPr>
+    </w:p>
+    <w:p>
+      <w:pPr>
+        <w:spacing w:before="0" w:after="0"/>
+      </w:pPr>
+    </w:p>
+    <w:p>
+      <w:pPr>
+        <w:spacing w:before="0" w:after="0"/>
+      </w:pPr>
+    </w:p>
+    <w:p>
+      <w:pPr>
+        <w:spacing w:before="0" w:after="0"/>
+      </w:pPr>
+    </w:p>
+    <w:p>
+      <w:pPr>
+        <w:spacing w:before="0" w:after="0"/>
+      </w:pPr>
+    </w:p>
     <w:bookmarkEnd w:id="40"/>
     <w:bookmarkStart w:id="44" w:name="第-13-题"/>
     <w:p>
@@ -9675,6 +10035,46 @@
         <w:t>）。</w:t>
       </w:r>
     </w:p>
+    <w:p>
+      <w:pPr>
+        <w:spacing w:before="0" w:after="0"/>
+      </w:pPr>
+    </w:p>
+    <w:p>
+      <w:pPr>
+        <w:spacing w:before="0" w:after="0"/>
+      </w:pPr>
+    </w:p>
+    <w:p>
+      <w:pPr>
+        <w:spacing w:before="0" w:after="0"/>
+      </w:pPr>
+    </w:p>
+    <w:p>
+      <w:pPr>
+        <w:spacing w:before="0" w:after="0"/>
+      </w:pPr>
+    </w:p>
+    <w:p>
+      <w:pPr>
+        <w:spacing w:before="0" w:after="0"/>
+      </w:pPr>
+    </w:p>
+    <w:p>
+      <w:pPr>
+        <w:spacing w:before="0" w:after="0"/>
+      </w:pPr>
+    </w:p>
+    <w:p>
+      <w:pPr>
+        <w:spacing w:before="0" w:after="0"/>
+      </w:pPr>
+    </w:p>
+    <w:p>
+      <w:pPr>
+        <w:spacing w:before="0" w:after="0"/>
+      </w:pPr>
+    </w:p>
     <w:bookmarkEnd w:id="44"/>
     <w:bookmarkStart w:id="54" w:name="第-14-题"/>
     <w:p>
@@ -10268,6 +10668,46 @@
         </w:rPr>
         <w:t>）</w:t>
       </w:r>
+    </w:p>
+    <w:p>
+      <w:pPr>
+        <w:spacing w:before="0" w:after="0"/>
+      </w:pPr>
+    </w:p>
+    <w:p>
+      <w:pPr>
+        <w:spacing w:before="0" w:after="0"/>
+      </w:pPr>
+    </w:p>
+    <w:p>
+      <w:pPr>
+        <w:spacing w:before="0" w:after="0"/>
+      </w:pPr>
+    </w:p>
+    <w:p>
+      <w:pPr>
+        <w:spacing w:before="0" w:after="0"/>
+      </w:pPr>
+    </w:p>
+    <w:p>
+      <w:pPr>
+        <w:spacing w:before="0" w:after="0"/>
+      </w:pPr>
+    </w:p>
+    <w:p>
+      <w:pPr>
+        <w:spacing w:before="0" w:after="0"/>
+      </w:pPr>
+    </w:p>
+    <w:p>
+      <w:pPr>
+        <w:spacing w:before="0" w:after="0"/>
+      </w:pPr>
+    </w:p>
+    <w:p>
+      <w:pPr>
+        <w:spacing w:before="0" w:after="0"/>
+      </w:pPr>
     </w:p>
     <w:bookmarkEnd w:id="54"/>
     <w:bookmarkStart w:id="55" w:name="第-15-题"/>
@@ -10994,6 +11434,8 @@
     <w:p>
       <w:pPr>
         <w:pStyle w:val="BodyText"/>
+        <w:ind w:left="480" w:hanging="480"/>
+        <w:spacing w:after="0"/>
       </w:pPr>
       <w:r>
         <w:rPr>
@@ -11165,7 +11607,20 @@
         <w:rPr>
           <w:rFonts w:ascii="Times New Roman" w:hAnsi="Times New Roman" w:eastAsia="Times New Roman" w:cs="Times New Roman"/>
         </w:rPr>
-        <w:t xml:space="preserve">　D.</w:t>
+        <w:t xml:space="preserve">　</w:t>
+      </w:r>
+    </w:p>
+    <w:p>
+      <w:pPr>
+        <w:pStyle w:val="BodyText"/>
+        <w:ind w:left="480" w:hanging="480"/>
+        <w:spacing w:before="0" w:after="180"/>
+      </w:pPr>
+      <w:r>
+        <w:rPr>
+          <w:rFonts w:ascii="Times New Roman" w:hAnsi="Times New Roman" w:eastAsia="Times New Roman" w:cs="Times New Roman"/>
+        </w:rPr>
+        <w:t xml:space="preserve">D.</w:t>
       </w:r>
       <w:r>
         <w:rPr>
@@ -11351,6 +11806,16 @@
           </m:lim>
         </m:limUpp>
       </m:oMath>
+    </w:p>
+    <w:p>
+      <w:pPr>
+        <w:spacing w:before="0" w:after="0"/>
+      </w:pPr>
+    </w:p>
+    <w:p>
+      <w:pPr>
+        <w:spacing w:before="0" w:after="0"/>
+      </w:pPr>
     </w:p>
     <w:bookmarkEnd w:id="55"/>
     <w:bookmarkStart w:id="56" w:name="第-16-题"/>
@@ -12666,6 +13131,46 @@
         <w:t xml:space="preserve"> I。</w:t>
       </w:r>
     </w:p>
+    <w:p>
+      <w:pPr>
+        <w:spacing w:before="0" w:after="0"/>
+      </w:pPr>
+    </w:p>
+    <w:p>
+      <w:pPr>
+        <w:spacing w:before="0" w:after="0"/>
+      </w:pPr>
+    </w:p>
+    <w:p>
+      <w:pPr>
+        <w:spacing w:before="0" w:after="0"/>
+      </w:pPr>
+    </w:p>
+    <w:p>
+      <w:pPr>
+        <w:spacing w:before="0" w:after="0"/>
+      </w:pPr>
+    </w:p>
+    <w:p>
+      <w:pPr>
+        <w:spacing w:before="0" w:after="0"/>
+      </w:pPr>
+    </w:p>
+    <w:p>
+      <w:pPr>
+        <w:spacing w:before="0" w:after="0"/>
+      </w:pPr>
+    </w:p>
+    <w:p>
+      <w:pPr>
+        <w:spacing w:before="0" w:after="0"/>
+      </w:pPr>
+    </w:p>
+    <w:p>
+      <w:pPr>
+        <w:spacing w:before="0" w:after="0"/>
+      </w:pPr>
+    </w:p>
     <w:bookmarkEnd w:id="56"/>
     <w:bookmarkStart w:id="69" w:name="第-17-题"/>
     <w:p>
@@ -13026,7 +13531,7 @@
         </w:rPr>
         <w:drawing>
           <wp:inline>
-            <wp:extent cx="3600000" cy="1071910"/>
+            <wp:extent cx="3600000" cy="1053409"/>
             <wp:effectExtent b="0" l="0" r="0" t="0"/>
             <wp:docPr descr="" title="" id="61" name="Picture"/>
             <a:graphic>
@@ -13047,7 +13552,7 @@
                   <pic:spPr bwMode="auto">
                     <a:xfrm>
                       <a:off x="0" y="0"/>
-                      <a:ext cx="3600000" cy="1071910"/>
+                      <a:ext cx="3600000" cy="1053409"/>
                     </a:xfrm>
                     <a:prstGeom prst="rect">
                       <a:avLst/>
@@ -13267,7 +13772,7 @@
         </w:rPr>
         <w:drawing>
           <wp:inline>
-            <wp:extent cx="3600000" cy="1093946"/>
+            <wp:extent cx="3578206" cy="1093946"/>
             <wp:effectExtent b="0" l="0" r="0" t="0"/>
             <wp:docPr descr="" title="" id="64" name="Picture"/>
             <a:graphic>
@@ -13288,7 +13793,7 @@
                   <pic:spPr bwMode="auto">
                     <a:xfrm>
                       <a:off x="0" y="0"/>
-                      <a:ext cx="3600000" cy="1093946"/>
+                      <a:ext cx="3578206" cy="1093946"/>
                     </a:xfrm>
                     <a:prstGeom prst="rect">
                       <a:avLst/>
@@ -13372,7 +13877,7 @@
         </w:rPr>
         <w:drawing>
           <wp:inline>
-            <wp:extent cx="3600000" cy="971863"/>
+            <wp:extent cx="3600000" cy="960000"/>
             <wp:effectExtent b="0" l="0" r="0" t="0"/>
             <wp:docPr descr="" title="" id="67" name="Picture"/>
             <a:graphic>
@@ -13393,7 +13898,7 @@
                   <pic:spPr bwMode="auto">
                     <a:xfrm>
                       <a:off x="0" y="0"/>
-                      <a:ext cx="3600000" cy="971863"/>
+                      <a:ext cx="3600000" cy="960000"/>
                     </a:xfrm>
                     <a:prstGeom prst="rect">
                       <a:avLst/>
@@ -13476,6 +13981,46 @@
         <w:t>？</w:t>
       </w:r>
     </w:p>
+    <w:p>
+      <w:pPr>
+        <w:spacing w:before="0" w:after="0"/>
+      </w:pPr>
+    </w:p>
+    <w:p>
+      <w:pPr>
+        <w:spacing w:before="0" w:after="0"/>
+      </w:pPr>
+    </w:p>
+    <w:p>
+      <w:pPr>
+        <w:spacing w:before="0" w:after="0"/>
+      </w:pPr>
+    </w:p>
+    <w:p>
+      <w:pPr>
+        <w:spacing w:before="0" w:after="0"/>
+      </w:pPr>
+    </w:p>
+    <w:p>
+      <w:pPr>
+        <w:spacing w:before="0" w:after="0"/>
+      </w:pPr>
+    </w:p>
+    <w:p>
+      <w:pPr>
+        <w:spacing w:before="0" w:after="0"/>
+      </w:pPr>
+    </w:p>
+    <w:p>
+      <w:pPr>
+        <w:spacing w:before="0" w:after="0"/>
+      </w:pPr>
+    </w:p>
+    <w:p>
+      <w:pPr>
+        <w:spacing w:before="0" w:after="0"/>
+      </w:pPr>
+    </w:p>
     <w:bookmarkEnd w:id="69"/>
     <w:bookmarkStart w:id="70" w:name="第-18-题"/>
     <w:p>
@@ -13916,6 +14461,31 @@
         </w:rPr>
         <w:t xml:space="preserve">作用</w:t>
       </w:r>
+    </w:p>
+    <w:p>
+      <w:pPr>
+        <w:spacing w:before="0" w:after="0"/>
+      </w:pPr>
+    </w:p>
+    <w:p>
+      <w:pPr>
+        <w:spacing w:before="0" w:after="0"/>
+      </w:pPr>
+    </w:p>
+    <w:p>
+      <w:pPr>
+        <w:spacing w:before="0" w:after="0"/>
+      </w:pPr>
+    </w:p>
+    <w:p>
+      <w:pPr>
+        <w:spacing w:before="0" w:after="0"/>
+      </w:pPr>
+    </w:p>
+    <w:p>
+      <w:pPr>
+        <w:spacing w:before="0" w:after="0"/>
+      </w:pPr>
     </w:p>
     <w:bookmarkEnd w:id="70"/>
     <w:bookmarkStart w:id="71" w:name="第-19-题"/>
@@ -14529,6 +15099,31 @@
         </m:oMath>
       </m:oMathPara>
     </w:p>
+    <w:p>
+      <w:pPr>
+        <w:spacing w:before="0" w:after="0"/>
+      </w:pPr>
+    </w:p>
+    <w:p>
+      <w:pPr>
+        <w:spacing w:before="0" w:after="0"/>
+      </w:pPr>
+    </w:p>
+    <w:p>
+      <w:pPr>
+        <w:spacing w:before="0" w:after="0"/>
+      </w:pPr>
+    </w:p>
+    <w:p>
+      <w:pPr>
+        <w:spacing w:before="0" w:after="0"/>
+      </w:pPr>
+    </w:p>
+    <w:p>
+      <w:pPr>
+        <w:spacing w:before="0" w:after="0"/>
+      </w:pPr>
+    </w:p>
     <w:bookmarkEnd w:id="71"/>
     <w:bookmarkStart w:id="72" w:name="第-20-题"/>
     <w:p>
@@ -15145,6 +15740,46 @@
         </w:rPr>
         <w:t>：____。</w:t>
       </w:r>
+    </w:p>
+    <w:p>
+      <w:pPr>
+        <w:spacing w:before="0" w:after="0"/>
+      </w:pPr>
+    </w:p>
+    <w:p>
+      <w:pPr>
+        <w:spacing w:before="0" w:after="0"/>
+      </w:pPr>
+    </w:p>
+    <w:p>
+      <w:pPr>
+        <w:spacing w:before="0" w:after="0"/>
+      </w:pPr>
+    </w:p>
+    <w:p>
+      <w:pPr>
+        <w:spacing w:before="0" w:after="0"/>
+      </w:pPr>
+    </w:p>
+    <w:p>
+      <w:pPr>
+        <w:spacing w:before="0" w:after="0"/>
+      </w:pPr>
+    </w:p>
+    <w:p>
+      <w:pPr>
+        <w:spacing w:before="0" w:after="0"/>
+      </w:pPr>
+    </w:p>
+    <w:p>
+      <w:pPr>
+        <w:spacing w:before="0" w:after="0"/>
+      </w:pPr>
+    </w:p>
+    <w:p>
+      <w:pPr>
+        <w:spacing w:before="0" w:after="0"/>
+      </w:pPr>
     </w:p>
     <w:bookmarkEnd w:id="72"/>
     <w:bookmarkStart w:id="73" w:name="第-21-题"/>
@@ -16520,6 +17155,46 @@
         <w:t>。</w:t>
       </w:r>
     </w:p>
+    <w:p>
+      <w:pPr>
+        <w:spacing w:before="0" w:after="0"/>
+      </w:pPr>
+    </w:p>
+    <w:p>
+      <w:pPr>
+        <w:spacing w:before="0" w:after="0"/>
+      </w:pPr>
+    </w:p>
+    <w:p>
+      <w:pPr>
+        <w:spacing w:before="0" w:after="0"/>
+      </w:pPr>
+    </w:p>
+    <w:p>
+      <w:pPr>
+        <w:spacing w:before="0" w:after="0"/>
+      </w:pPr>
+    </w:p>
+    <w:p>
+      <w:pPr>
+        <w:spacing w:before="0" w:after="0"/>
+      </w:pPr>
+    </w:p>
+    <w:p>
+      <w:pPr>
+        <w:spacing w:before="0" w:after="0"/>
+      </w:pPr>
+    </w:p>
+    <w:p>
+      <w:pPr>
+        <w:spacing w:before="0" w:after="0"/>
+      </w:pPr>
+    </w:p>
+    <w:p>
+      <w:pPr>
+        <w:spacing w:before="0" w:after="0"/>
+      </w:pPr>
+    </w:p>
     <w:bookmarkEnd w:id="73"/>
     <w:bookmarkStart w:id="74" w:name="第-22-题"/>
     <w:p>
@@ -16762,6 +17437,8 @@
     <w:p>
       <w:pPr>
         <w:pStyle w:val="FirstParagraph"/>
+        <w:ind w:left="480" w:hanging="480"/>
+        <w:spacing w:after="0"/>
       </w:pPr>
       <w:r>
         <w:rPr>
@@ -16849,7 +17526,20 @@
         <w:rPr>
           <w:rFonts w:ascii="Times New Roman" w:hAnsi="Times New Roman" w:eastAsia="Times New Roman" w:cs="Times New Roman"/>
         </w:rPr>
-        <w:t xml:space="preserve">　　B.</w:t>
+        <w:t xml:space="preserve">　　</w:t>
+      </w:r>
+    </w:p>
+    <w:p>
+      <w:pPr>
+        <w:pStyle w:val="FirstParagraph"/>
+        <w:ind w:left="480" w:hanging="480"/>
+        <w:spacing w:before="0" w:after="0"/>
+      </w:pPr>
+      <w:r>
+        <w:rPr>
+          <w:rFonts w:ascii="Times New Roman" w:hAnsi="Times New Roman" w:eastAsia="Times New Roman" w:cs="Times New Roman"/>
+        </w:rPr>
+        <w:t xml:space="preserve">B.</w:t>
       </w:r>
       <w:r>
         <w:rPr>
@@ -16910,7 +17600,20 @@
         <w:rPr>
           <w:rFonts w:ascii="Times New Roman" w:hAnsi="Times New Roman" w:eastAsia="Times New Roman" w:cs="Times New Roman"/>
         </w:rPr>
-        <w:t xml:space="preserve">　　C.</w:t>
+        <w:t xml:space="preserve">　　</w:t>
+      </w:r>
+    </w:p>
+    <w:p>
+      <w:pPr>
+        <w:pStyle w:val="FirstParagraph"/>
+        <w:ind w:left="480" w:hanging="480"/>
+        <w:spacing w:before="0" w:after="0"/>
+      </w:pPr>
+      <w:r>
+        <w:rPr>
+          <w:rFonts w:ascii="Times New Roman" w:hAnsi="Times New Roman" w:eastAsia="Times New Roman" w:cs="Times New Roman"/>
+        </w:rPr>
+        <w:t xml:space="preserve">C.</w:t>
       </w:r>
       <w:r>
         <w:rPr>
@@ -16977,7 +17680,20 @@
         <w:rPr>
           <w:rFonts w:ascii="Times New Roman" w:hAnsi="Times New Roman" w:eastAsia="Times New Roman" w:cs="Times New Roman"/>
         </w:rPr>
-        <w:t xml:space="preserve">　　D.</w:t>
+        <w:t xml:space="preserve">　　</w:t>
+      </w:r>
+    </w:p>
+    <w:p>
+      <w:pPr>
+        <w:pStyle w:val="FirstParagraph"/>
+        <w:ind w:left="480" w:hanging="480"/>
+        <w:spacing w:before="0" w:after="180"/>
+      </w:pPr>
+      <w:r>
+        <w:rPr>
+          <w:rFonts w:ascii="Times New Roman" w:hAnsi="Times New Roman" w:eastAsia="Times New Roman" w:cs="Times New Roman"/>
+        </w:rPr>
+        <w:t xml:space="preserve">D.</w:t>
       </w:r>
       <w:r>
         <w:rPr>
@@ -17034,6 +17750,16 @@
           </m:den>
         </m:f>
       </m:oMath>
+    </w:p>
+    <w:p>
+      <w:pPr>
+        <w:spacing w:before="0" w:after="0"/>
+      </w:pPr>
+    </w:p>
+    <w:p>
+      <w:pPr>
+        <w:spacing w:before="0" w:after="0"/>
+      </w:pPr>
     </w:p>
     <w:bookmarkEnd w:id="74"/>
     <w:bookmarkStart w:id="78" w:name="第-23-题"/>
@@ -17820,6 +18546,46 @@
         <w:t xml:space="preserve"> ________。</w:t>
       </w:r>
     </w:p>
+    <w:p>
+      <w:pPr>
+        <w:spacing w:before="0" w:after="0"/>
+      </w:pPr>
+    </w:p>
+    <w:p>
+      <w:pPr>
+        <w:spacing w:before="0" w:after="0"/>
+      </w:pPr>
+    </w:p>
+    <w:p>
+      <w:pPr>
+        <w:spacing w:before="0" w:after="0"/>
+      </w:pPr>
+    </w:p>
+    <w:p>
+      <w:pPr>
+        <w:spacing w:before="0" w:after="0"/>
+      </w:pPr>
+    </w:p>
+    <w:p>
+      <w:pPr>
+        <w:spacing w:before="0" w:after="0"/>
+      </w:pPr>
+    </w:p>
+    <w:p>
+      <w:pPr>
+        <w:spacing w:before="0" w:after="0"/>
+      </w:pPr>
+    </w:p>
+    <w:p>
+      <w:pPr>
+        <w:spacing w:before="0" w:after="0"/>
+      </w:pPr>
+    </w:p>
+    <w:p>
+      <w:pPr>
+        <w:spacing w:before="0" w:after="0"/>
+      </w:pPr>
+    </w:p>
     <w:bookmarkEnd w:id="78"/>
     <w:bookmarkStart w:id="82" w:name="第-24-题"/>
     <w:p>
@@ -18042,7 +18808,7 @@
         </w:rPr>
         <w:drawing>
           <wp:inline>
-            <wp:extent cx="3600000" cy="2266295"/>
+            <wp:extent cx="3600000" cy="2226184"/>
             <wp:effectExtent b="0" l="0" r="0" t="0"/>
             <wp:docPr descr="" title="" id="80" name="Picture"/>
             <a:graphic>
@@ -18063,7 +18829,7 @@
                   <pic:spPr bwMode="auto">
                     <a:xfrm>
                       <a:off x="0" y="0"/>
-                      <a:ext cx="3600000" cy="2266295"/>
+                      <a:ext cx="3600000" cy="2226184"/>
                     </a:xfrm>
                     <a:prstGeom prst="rect">
                       <a:avLst/>
@@ -18180,6 +18946,31 @@
         <w:t>）</w:t>
       </w:r>
     </w:p>
+    <w:p>
+      <w:pPr>
+        <w:spacing w:before="0" w:after="0"/>
+      </w:pPr>
+    </w:p>
+    <w:p>
+      <w:pPr>
+        <w:spacing w:before="0" w:after="0"/>
+      </w:pPr>
+    </w:p>
+    <w:p>
+      <w:pPr>
+        <w:spacing w:before="0" w:after="0"/>
+      </w:pPr>
+    </w:p>
+    <w:p>
+      <w:pPr>
+        <w:spacing w:before="0" w:after="0"/>
+      </w:pPr>
+    </w:p>
+    <w:p>
+      <w:pPr>
+        <w:spacing w:before="0" w:after="0"/>
+      </w:pPr>
+    </w:p>
     <w:bookmarkEnd w:id="83"/>
     <w:bookmarkStart w:id="84" w:name="第-25-题"/>
     <w:p>
@@ -18358,6 +19149,31 @@
         </w:rPr>
         <w:t>。</w:t>
       </w:r>
+    </w:p>
+    <w:p>
+      <w:pPr>
+        <w:spacing w:before="0" w:after="0"/>
+      </w:pPr>
+    </w:p>
+    <w:p>
+      <w:pPr>
+        <w:spacing w:before="0" w:after="0"/>
+      </w:pPr>
+    </w:p>
+    <w:p>
+      <w:pPr>
+        <w:spacing w:before="0" w:after="0"/>
+      </w:pPr>
+    </w:p>
+    <w:p>
+      <w:pPr>
+        <w:spacing w:before="0" w:after="0"/>
+      </w:pPr>
+    </w:p>
+    <w:p>
+      <w:pPr>
+        <w:spacing w:before="0" w:after="0"/>
+      </w:pPr>
     </w:p>
     <w:p>
       <w:pPr>

--- a/00-首页/题组Word/专项卷/二分册/专项卷I-学生版.docx
+++ b/00-首页/题组Word/专项卷/二分册/专项卷I-学生版.docx
@@ -2598,6 +2598,14 @@
       <w:tblPr>
         <w:tblStyle w:val="Table"/>
         <w:tblW w:type="auto" w:w="0"/>
+        <w:tblBorders>
+          <w:top w:val="single" w:sz="12" w:space="0" w:color="000000"/>
+          <w:left w:val="none" w:sz="0" w:space="0" w:color="auto"/>
+          <w:bottom w:val="single" w:sz="12" w:space="0" w:color="000000"/>
+          <w:right w:val="none" w:sz="0" w:space="0" w:color="auto"/>
+          <w:insideH w:val="none" w:sz="0" w:space="0" w:color="auto"/>
+          <w:insideV w:val="none" w:sz="0" w:space="0" w:color="auto"/>
+        </w:tblBorders>
         <w:tblLook w:firstRow="1" w:lastRow="0" w:firstColumn="0" w:lastColumn="0" w:noHBand="0" w:noVBand="0" w:val="0020"/>
       </w:tblPr>
       <w:tblGrid>
@@ -2611,7 +2619,11 @@
           <w:tblHeader w:val="on"/>
         </w:trPr>
         <w:tc>
-          <w:tcPr/>
+          <w:tcPr>
+            <w:tcBorders>
+              <w:bottom w:val="single" w:sz="8" w:space="0" w:color="000000"/>
+            </w:tcBorders>
+          </w:tcPr>
           <w:p>
             <w:pPr>
               <w:pStyle w:val="Compact"/>
@@ -2627,7 +2639,11 @@
           </w:p>
         </w:tc>
         <w:tc>
-          <w:tcPr/>
+          <w:tcPr>
+            <w:tcBorders>
+              <w:bottom w:val="single" w:sz="8" w:space="0" w:color="000000"/>
+            </w:tcBorders>
+          </w:tcPr>
           <w:p>
             <w:pPr>
               <w:pStyle w:val="Compact"/>
@@ -2651,7 +2667,11 @@
           </w:p>
         </w:tc>
         <w:tc>
-          <w:tcPr/>
+          <w:tcPr>
+            <w:tcBorders>
+              <w:bottom w:val="single" w:sz="8" w:space="0" w:color="000000"/>
+            </w:tcBorders>
+          </w:tcPr>
           <w:p>
             <w:pPr>
               <w:pStyle w:val="Compact"/>
@@ -2675,7 +2695,11 @@
           </w:p>
         </w:tc>
         <w:tc>
-          <w:tcPr/>
+          <w:tcPr>
+            <w:tcBorders>
+              <w:bottom w:val="single" w:sz="8" w:space="0" w:color="000000"/>
+            </w:tcBorders>
+          </w:tcPr>
           <w:p>
             <w:pPr>
               <w:pStyle w:val="Compact"/>
@@ -6250,6 +6274,7 @@
     <w:p>
       <w:pPr>
         <w:pStyle w:val="BodyText"/>
+        <w:spacing w:before="0" w:after="0"/>
       </w:pPr>
       <w:r>
         <w:rPr>
@@ -6307,6 +6332,7 @@
     <w:p>
       <w:pPr>
         <w:pStyle w:val="BodyText"/>
+        <w:spacing w:before="0" w:after="0"/>
       </w:pPr>
       <w:r>
         <w:rPr>
@@ -6324,6 +6350,7 @@
     <w:p>
       <w:pPr>
         <w:pStyle w:val="BodyText"/>
+        <w:spacing w:before="0" w:after="0"/>
       </w:pPr>
       <w:r>
         <w:rPr>
@@ -6353,6 +6380,7 @@
     <w:p>
       <w:pPr>
         <w:pStyle w:val="BodyText"/>
+        <w:spacing w:before="0" w:after="0"/>
       </w:pPr>
       <w:r>
         <w:rPr>
@@ -10965,6 +10993,7 @@
     <w:p>
       <w:pPr>
         <w:pStyle w:val="BodyText"/>
+        <w:spacing w:before="0" w:after="0"/>
       </w:pPr>
       <w:r>
         <w:rPr>
@@ -11169,6 +11198,7 @@
     <w:p>
       <w:pPr>
         <w:pStyle w:val="BodyText"/>
+        <w:spacing w:before="0" w:after="0"/>
       </w:pPr>
       <w:r>
         <w:rPr>
@@ -11434,8 +11464,8 @@
     <w:p>
       <w:pPr>
         <w:pStyle w:val="BodyText"/>
+        <w:spacing w:before="0" w:after="0"/>
         <w:ind w:left="480" w:hanging="480"/>
-        <w:spacing w:after="0"/>
       </w:pPr>
       <w:r>
         <w:rPr>
@@ -11613,8 +11643,8 @@
     <w:p>
       <w:pPr>
         <w:pStyle w:val="BodyText"/>
+        <w:spacing w:before="0" w:after="0"/>
         <w:ind w:left="480" w:hanging="480"/>
-        <w:spacing w:before="0" w:after="180"/>
       </w:pPr>
       <w:r>
         <w:rPr>
@@ -17437,8 +17467,8 @@
     <w:p>
       <w:pPr>
         <w:pStyle w:val="FirstParagraph"/>
+        <w:spacing w:before="0" w:after="0"/>
         <w:ind w:left="480" w:hanging="480"/>
-        <w:spacing w:after="0"/>
       </w:pPr>
       <w:r>
         <w:rPr>
@@ -17532,8 +17562,8 @@
     <w:p>
       <w:pPr>
         <w:pStyle w:val="FirstParagraph"/>
+        <w:spacing w:before="0" w:after="0"/>
         <w:ind w:left="480" w:hanging="480"/>
-        <w:spacing w:before="0" w:after="0"/>
       </w:pPr>
       <w:r>
         <w:rPr>
@@ -17606,8 +17636,8 @@
     <w:p>
       <w:pPr>
         <w:pStyle w:val="FirstParagraph"/>
+        <w:spacing w:before="0" w:after="0"/>
         <w:ind w:left="480" w:hanging="480"/>
-        <w:spacing w:before="0" w:after="0"/>
       </w:pPr>
       <w:r>
         <w:rPr>
@@ -17686,8 +17716,8 @@
     <w:p>
       <w:pPr>
         <w:pStyle w:val="FirstParagraph"/>
+        <w:spacing w:before="0" w:after="0"/>
         <w:ind w:left="480" w:hanging="480"/>
-        <w:spacing w:before="0" w:after="180"/>
       </w:pPr>
       <w:r>
         <w:rPr>
@@ -20472,7 +20502,7 @@
     <ns0:rPr>
       <ns0:rFonts ns0:ascii="Times New Roman" ns0:cs="Times New Roman" ns0:eastAsia="SimHei" ns0:hAnsi="Times New Roman"/>
       <ns0:b/>
-      <ns0:color ns0:val="17324D"/>
+      <ns0:color ns0:val="000000"/>
       <ns0:sz ns0:val="44"/>
       <ns0:szCs ns0:val="56"/>
     </ns0:rPr>
@@ -20614,7 +20644,7 @@
     <ns0:rPr>
       <ns0:rFonts ns0:ascii="Times New Roman" ns0:cs="Times New Roman" ns0:eastAsia="SimHei" ns0:hAnsi="Times New Roman"/>
       <ns0:b/>
-      <ns0:color ns0:val="17324D"/>
+      <ns0:color ns0:val="000000"/>
       <ns0:sz ns0:val="32"/>
       <ns0:szCs ns0:val="40"/>
     </ns0:rPr>
@@ -20638,7 +20668,7 @@
     <ns0:rPr>
       <ns0:rFonts ns0:ascii="Times New Roman" ns0:cs="Times New Roman" ns0:eastAsia="SimHei" ns0:hAnsi="Times New Roman"/>
       <ns0:b/>
-      <ns0:color ns0:val="17324D"/>
+      <ns0:color ns0:val="000000"/>
       <ns0:sz ns0:val="28"/>
       <ns0:szCs ns0:val="32"/>
     </ns0:rPr>
@@ -20662,7 +20692,7 @@
     <ns0:rPr>
       <ns0:rFonts ns0:ascii="Times New Roman" ns0:cs="Times New Roman" ns0:eastAsia="SimHei" ns0:hAnsi="Times New Roman"/>
       <ns0:b/>
-      <ns0:color ns0:val="17324D"/>
+      <ns0:color ns0:val="000000"/>
       <ns0:sz ns0:val="25"/>
       <ns0:szCs ns0:val="28"/>
     </ns0:rPr>
